--- a/小野町_引継ぎ_整理済/17_業務進捗管理/小野町_ペンディング整理と作業順位_20261015.docx
+++ b/小野町_引継ぎ_整理済/17_業務進捗管理/小野町_ペンディング整理と作業順位_20261015.docx
@@ -1480,7 +1480,7 @@
           <w:i w:val="0"/>
           <w:sz w:val="21"/>
         </w:rPr>
-        <w:t>町・国・県の回答を待たずに進められる作業は35件・98.0時間分あり、うち31件（85.0時間）が令和8年10月15日までに済んでいます。</w:t>
+        <w:t>町・国・県の回答を待たずに進められる作業は35件・98.0時間分あり、うち33件（90.0時間）が令和8年10月15日までに済んでいます。</w:t>
       </w:r>
       <w:r>
         <w:rPr>
@@ -1489,7 +1489,7 @@
           <w:i w:val="0"/>
           <w:sz w:val="21"/>
         </w:rPr>
-        <w:t>令和8年10月16日は残り4件のうち1件（6.0時間）に着手します。</w:t>
+        <w:t>令和8年10月16日は残り2件のうち1件（6.0時間）に着手します。</w:t>
       </w:r>
     </w:p>
     <w:p>
@@ -23044,7 +23044,7 @@
           <w:i w:val="0"/>
           <w:sz w:val="21"/>
         </w:rPr>
-        <w:t>うち31件・85.0時間は令和8年10月15日までに済みました。</w:t>
+        <w:t>うち33件・90.0時間は令和8年10月15日までに済みました。</w:t>
       </w:r>
       <w:r>
         <w:rPr>
@@ -27436,7 +27436,7 @@
                 <w:i w:val="0"/>
                 <w:sz w:val="17"/>
               </w:rPr>
-              <w:t>T32</w:t>
+              <w:t>T33</w:t>
             </w:r>
           </w:p>
         </w:tc>
@@ -27456,7 +27456,7 @@
                 <w:i w:val="0"/>
                 <w:sz w:val="17"/>
               </w:rPr>
-              <w:t>障がい計画　成果目標とサービス見込量の算定</w:t>
+              <w:t>否定試験（点検スクリプトが誤りを捕まえるかの試験）</w:t>
             </w:r>
           </w:p>
         </w:tc>
@@ -27476,7 +27476,7 @@
                 <w:i w:val="0"/>
                 <w:sz w:val="17"/>
               </w:rPr>
-              <w:t>算定の方式は素案 第3部第2章に置いた。</w:t>
+              <w:t>点検が通っていることと、点検が働いていることは別である。</w:t>
             </w:r>
             <w:r>
               <w:rPr>
@@ -27485,7 +27485,16 @@
                 <w:i w:val="0"/>
                 <w:sz w:val="17"/>
               </w:rPr>
-              <w:t>ただし値そのものはサービス別実績（町データ）が要るため、いま進められるのは方式の精査までである</w:t>
+              <w:t>わざと誤った値を入れて、点検が止まるかを確かめる。</w:t>
+            </w:r>
+            <w:r>
+              <w:rPr>
+                <w:rFonts w:ascii="游ゴシック" w:hAnsi="游ゴシック" w:eastAsia="游ゴシック"/>
+                <w:b w:val="0"/>
+                <w:i w:val="0"/>
+                <w:sz w:val="17"/>
+              </w:rPr>
+              <w:t>外部条件に依存しない</w:t>
             </w:r>
           </w:p>
         </w:tc>
@@ -27506,7 +27515,7 @@
                 <w:i w:val="0"/>
                 <w:sz w:val="17"/>
               </w:rPr>
-              <w:t>6.0</w:t>
+              <w:t>3.0</w:t>
             </w:r>
           </w:p>
         </w:tc>
@@ -27526,7 +27535,7 @@
                 <w:i w:val="0"/>
                 <w:sz w:val="17"/>
               </w:rPr>
-              <w:t>10月16日（金）</w:t>
+              <w:t>10月15日（木）</w:t>
             </w:r>
           </w:p>
         </w:tc>
@@ -27542,11 +27551,11 @@
             <w:r>
               <w:rPr>
                 <w:rFonts w:ascii="游ゴシック" w:hAnsi="游ゴシック" w:eastAsia="游ゴシック"/>
-                <w:b w:val="0"/>
-                <w:i w:val="0"/>
-                <w:sz w:val="17"/>
-              </w:rPr>
-              <w:t>未着手</w:t>
+                <w:b/>
+                <w:i w:val="0"/>
+                <w:sz w:val="17"/>
+              </w:rPr>
+              <w:t>完了（10月15日（木））</w:t>
             </w:r>
           </w:p>
         </w:tc>
@@ -27568,7 +27577,7 @@
                 <w:i w:val="0"/>
                 <w:sz w:val="17"/>
               </w:rPr>
-              <w:t>T33</w:t>
+              <w:t>T34</w:t>
             </w:r>
           </w:p>
         </w:tc>
@@ -27588,7 +27597,7 @@
                 <w:i w:val="0"/>
                 <w:sz w:val="17"/>
               </w:rPr>
-              <w:t>否定試験（点検スクリプトが誤りを捕まえるかの試験）</w:t>
+              <w:t>色覚への配慮の点検（図の色と凡例）</w:t>
             </w:r>
           </w:p>
         </w:tc>
@@ -27608,8 +27617,69 @@
                 <w:i w:val="0"/>
                 <w:sz w:val="17"/>
               </w:rPr>
-              <w:t>点検が通っていることと、点検が働いていることは別である。</w:t>
-            </w:r>
+              <w:t>図はすべて当方が ono_figs で作っており、手元で確かめられる。</w:t>
+            </w:r>
+            <w:r>
+              <w:rPr>
+                <w:rFonts w:ascii="游ゴシック" w:hAnsi="游ゴシック" w:eastAsia="游ゴシック"/>
+                <w:b w:val="0"/>
+                <w:i w:val="0"/>
+                <w:sz w:val="17"/>
+              </w:rPr>
+              <w:t>色だけで区別させていないか、印刷の白黒で読めるかを点検する</w:t>
+            </w:r>
+          </w:p>
+        </w:tc>
+        <w:tc>
+          <w:tcPr>
+            <w:tcW w:type="dxa" w:w="624"/>
+            <w:vAlign w:val="center"/>
+          </w:tcPr>
+          <w:p>
+            <w:pPr>
+              <w:spacing w:before="20" w:after="20"/>
+              <w:jc w:val="right"/>
+            </w:pPr>
+            <w:r>
+              <w:rPr>
+                <w:rFonts w:ascii="游ゴシック" w:hAnsi="游ゴシック" w:eastAsia="游ゴシック"/>
+                <w:b w:val="0"/>
+                <w:i w:val="0"/>
+                <w:sz w:val="17"/>
+              </w:rPr>
+              <w:t>2.0</w:t>
+            </w:r>
+          </w:p>
+        </w:tc>
+        <w:tc>
+          <w:tcPr>
+            <w:tcW w:type="dxa" w:w="1304"/>
+            <w:vAlign w:val="center"/>
+          </w:tcPr>
+          <w:p>
+            <w:pPr>
+              <w:spacing w:before="20" w:after="20"/>
+            </w:pPr>
+            <w:r>
+              <w:rPr>
+                <w:rFonts w:ascii="游ゴシック" w:hAnsi="游ゴシック" w:eastAsia="游ゴシック"/>
+                <w:b w:val="0"/>
+                <w:i w:val="0"/>
+                <w:sz w:val="17"/>
+              </w:rPr>
+              <w:t>10月15日（木）</w:t>
+            </w:r>
+          </w:p>
+        </w:tc>
+        <w:tc>
+          <w:tcPr>
+            <w:tcW w:type="dxa" w:w="1134"/>
+            <w:vAlign w:val="center"/>
+          </w:tcPr>
+          <w:p>
+            <w:pPr>
+              <w:spacing w:before="20" w:after="20"/>
+            </w:pPr>
             <w:r>
               <w:rPr>
                 <w:rFonts w:ascii="游ゴシック" w:hAnsi="游ゴシック" w:eastAsia="游ゴシック"/>
@@ -27617,77 +27687,7 @@
                 <w:i w:val="0"/>
                 <w:sz w:val="17"/>
               </w:rPr>
-              <w:t>わざと誤った値を入れて、点検が止まるかを確かめる。</w:t>
-            </w:r>
-            <w:r>
-              <w:rPr>
-                <w:rFonts w:ascii="游ゴシック" w:hAnsi="游ゴシック" w:eastAsia="游ゴシック"/>
-                <w:b w:val="0"/>
-                <w:i w:val="0"/>
-                <w:sz w:val="17"/>
-              </w:rPr>
-              <w:t>外部条件に依存しない</w:t>
-            </w:r>
-          </w:p>
-        </w:tc>
-        <w:tc>
-          <w:tcPr>
-            <w:tcW w:type="dxa" w:w="624"/>
-            <w:vAlign w:val="center"/>
-          </w:tcPr>
-          <w:p>
-            <w:pPr>
-              <w:spacing w:before="20" w:after="20"/>
-              <w:jc w:val="right"/>
-            </w:pPr>
-            <w:r>
-              <w:rPr>
-                <w:rFonts w:ascii="游ゴシック" w:hAnsi="游ゴシック" w:eastAsia="游ゴシック"/>
-                <w:b w:val="0"/>
-                <w:i w:val="0"/>
-                <w:sz w:val="17"/>
-              </w:rPr>
-              <w:t>3.0</w:t>
-            </w:r>
-          </w:p>
-        </w:tc>
-        <w:tc>
-          <w:tcPr>
-            <w:tcW w:type="dxa" w:w="1304"/>
-            <w:vAlign w:val="center"/>
-          </w:tcPr>
-          <w:p>
-            <w:pPr>
-              <w:spacing w:before="20" w:after="20"/>
-            </w:pPr>
-            <w:r>
-              <w:rPr>
-                <w:rFonts w:ascii="游ゴシック" w:hAnsi="游ゴシック" w:eastAsia="游ゴシック"/>
-                <w:b w:val="0"/>
-                <w:i w:val="0"/>
-                <w:sz w:val="17"/>
-              </w:rPr>
-              <w:t>10月19日（月）</w:t>
-            </w:r>
-          </w:p>
-        </w:tc>
-        <w:tc>
-          <w:tcPr>
-            <w:tcW w:type="dxa" w:w="1134"/>
-            <w:vAlign w:val="center"/>
-          </w:tcPr>
-          <w:p>
-            <w:pPr>
-              <w:spacing w:before="20" w:after="20"/>
-            </w:pPr>
-            <w:r>
-              <w:rPr>
-                <w:rFonts w:ascii="游ゴシック" w:hAnsi="游ゴシック" w:eastAsia="游ゴシック"/>
-                <w:b w:val="0"/>
-                <w:i w:val="0"/>
-                <w:sz w:val="17"/>
-              </w:rPr>
-              <w:t>未着手</w:t>
+              <w:t>完了（10月15日（木））</w:t>
             </w:r>
           </w:p>
         </w:tc>
@@ -27709,7 +27709,7 @@
                 <w:i w:val="0"/>
                 <w:sz w:val="17"/>
               </w:rPr>
-              <w:t>T34</w:t>
+              <w:t>T32</w:t>
             </w:r>
           </w:p>
         </w:tc>
@@ -27729,7 +27729,7 @@
                 <w:i w:val="0"/>
                 <w:sz w:val="17"/>
               </w:rPr>
-              <w:t>色覚への配慮の点検（図の色と凡例）</w:t>
+              <w:t>障がい計画　成果目標とサービス見込量の算定</w:t>
             </w:r>
           </w:p>
         </w:tc>
@@ -27749,16 +27749,16 @@
                 <w:i w:val="0"/>
                 <w:sz w:val="17"/>
               </w:rPr>
-              <w:t>図はすべて当方が ono_figs で作っており、手元で確かめられる。</w:t>
-            </w:r>
-            <w:r>
-              <w:rPr>
-                <w:rFonts w:ascii="游ゴシック" w:hAnsi="游ゴシック" w:eastAsia="游ゴシック"/>
-                <w:b w:val="0"/>
-                <w:i w:val="0"/>
-                <w:sz w:val="17"/>
-              </w:rPr>
-              <w:t>色だけで区別させていないか、印刷の白黒で読めるかを点検する</w:t>
+              <w:t>算定の方式は素案 第3部第2章に置いた。</w:t>
+            </w:r>
+            <w:r>
+              <w:rPr>
+                <w:rFonts w:ascii="游ゴシック" w:hAnsi="游ゴシック" w:eastAsia="游ゴシック"/>
+                <w:b/>
+                <w:i w:val="0"/>
+                <w:sz w:val="17"/>
+              </w:rPr>
+              <w:t>ただし値そのものはサービス別実績（町データ）が要るため、いま進められるのは方式の精査までである</w:t>
             </w:r>
           </w:p>
         </w:tc>
@@ -27779,7 +27779,7 @@
                 <w:i w:val="0"/>
                 <w:sz w:val="17"/>
               </w:rPr>
-              <w:t>2.0</w:t>
+              <w:t>6.0</w:t>
             </w:r>
           </w:p>
         </w:tc>
@@ -27799,7 +27799,7 @@
                 <w:i w:val="0"/>
                 <w:sz w:val="17"/>
               </w:rPr>
-              <w:t>10月19日（月）</w:t>
+              <w:t>10月16日（金）</w:t>
             </w:r>
           </w:p>
         </w:tc>
@@ -28545,219 +28545,6 @@
                 <w:sz w:val="17"/>
               </w:rPr>
               <w:t>1</w:t>
-            </w:r>
-          </w:p>
-        </w:tc>
-        <w:tc>
-          <w:tcPr>
-            <w:tcW w:type="dxa" w:w="567"/>
-            <w:vAlign w:val="center"/>
-          </w:tcPr>
-          <w:p>
-            <w:pPr>
-              <w:spacing w:before="20" w:after="20"/>
-            </w:pPr>
-            <w:r>
-              <w:rPr>
-                <w:rFonts w:ascii="游ゴシック" w:hAnsi="游ゴシック" w:eastAsia="游ゴシック"/>
-                <w:b w:val="0"/>
-                <w:i w:val="0"/>
-                <w:sz w:val="17"/>
-              </w:rPr>
-              <w:t>T33</w:t>
-            </w:r>
-          </w:p>
-        </w:tc>
-        <w:tc>
-          <w:tcPr>
-            <w:tcW w:type="dxa" w:w="6066"/>
-            <w:vAlign w:val="center"/>
-          </w:tcPr>
-          <w:p>
-            <w:pPr>
-              <w:spacing w:before="20" w:after="20"/>
-            </w:pPr>
-            <w:r>
-              <w:rPr>
-                <w:rFonts w:ascii="游ゴシック" w:hAnsi="游ゴシック" w:eastAsia="游ゴシック"/>
-                <w:b w:val="0"/>
-                <w:i w:val="0"/>
-                <w:sz w:val="17"/>
-              </w:rPr>
-              <w:t>否定試験（点検スクリプトが誤りを捕まえるかの試験）</w:t>
-            </w:r>
-          </w:p>
-        </w:tc>
-        <w:tc>
-          <w:tcPr>
-            <w:tcW w:type="dxa" w:w="1247"/>
-            <w:vAlign w:val="center"/>
-          </w:tcPr>
-          <w:p>
-            <w:pPr>
-              <w:spacing w:before="20" w:after="20"/>
-              <w:jc w:val="right"/>
-            </w:pPr>
-            <w:r>
-              <w:rPr>
-                <w:rFonts w:ascii="游ゴシック" w:hAnsi="游ゴシック" w:eastAsia="游ゴシック"/>
-                <w:b w:val="0"/>
-                <w:i w:val="0"/>
-                <w:sz w:val="17"/>
-              </w:rPr>
-              <w:t>3.0</w:t>
-            </w:r>
-          </w:p>
-        </w:tc>
-      </w:tr>
-      <w:tr>
-        <w:tc>
-          <w:tcPr>
-            <w:tcW w:type="dxa" w:w="1361"/>
-            <w:vAlign w:val="center"/>
-          </w:tcPr>
-          <w:p>
-            <w:pPr>
-              <w:keepNext/>
-              <w:spacing w:before="20" w:after="20"/>
-            </w:pPr>
-            <w:r>
-              <w:rPr>
-                <w:rFonts w:ascii="游ゴシック" w:hAnsi="游ゴシック" w:eastAsia="游ゴシック"/>
-                <w:b w:val="0"/>
-                <w:i w:val="0"/>
-                <w:sz w:val="17"/>
-              </w:rPr>
-              <w:t>10月19日（月）</w:t>
-            </w:r>
-          </w:p>
-        </w:tc>
-        <w:tc>
-          <w:tcPr>
-            <w:tcW w:type="dxa" w:w="510"/>
-            <w:vAlign w:val="center"/>
-          </w:tcPr>
-          <w:p>
-            <w:pPr>
-              <w:keepNext/>
-              <w:spacing w:before="20" w:after="20"/>
-              <w:jc w:val="right"/>
-            </w:pPr>
-            <w:r>
-              <w:rPr>
-                <w:rFonts w:ascii="游ゴシック" w:hAnsi="游ゴシック" w:eastAsia="游ゴシック"/>
-                <w:b w:val="0"/>
-                <w:i w:val="0"/>
-                <w:sz w:val="17"/>
-              </w:rPr>
-              <w:t>2</w:t>
-            </w:r>
-          </w:p>
-        </w:tc>
-        <w:tc>
-          <w:tcPr>
-            <w:tcW w:type="dxa" w:w="567"/>
-            <w:vAlign w:val="center"/>
-          </w:tcPr>
-          <w:p>
-            <w:pPr>
-              <w:keepNext/>
-              <w:spacing w:before="20" w:after="20"/>
-            </w:pPr>
-            <w:r>
-              <w:rPr>
-                <w:rFonts w:ascii="游ゴシック" w:hAnsi="游ゴシック" w:eastAsia="游ゴシック"/>
-                <w:b w:val="0"/>
-                <w:i w:val="0"/>
-                <w:sz w:val="17"/>
-              </w:rPr>
-              <w:t>T34</w:t>
-            </w:r>
-          </w:p>
-        </w:tc>
-        <w:tc>
-          <w:tcPr>
-            <w:tcW w:type="dxa" w:w="6066"/>
-            <w:vAlign w:val="center"/>
-          </w:tcPr>
-          <w:p>
-            <w:pPr>
-              <w:keepNext/>
-              <w:spacing w:before="20" w:after="20"/>
-            </w:pPr>
-            <w:r>
-              <w:rPr>
-                <w:rFonts w:ascii="游ゴシック" w:hAnsi="游ゴシック" w:eastAsia="游ゴシック"/>
-                <w:b w:val="0"/>
-                <w:i w:val="0"/>
-                <w:sz w:val="17"/>
-              </w:rPr>
-              <w:t>色覚への配慮の点検（図の色と凡例）</w:t>
-            </w:r>
-          </w:p>
-        </w:tc>
-        <w:tc>
-          <w:tcPr>
-            <w:tcW w:type="dxa" w:w="1247"/>
-            <w:vAlign w:val="center"/>
-          </w:tcPr>
-          <w:p>
-            <w:pPr>
-              <w:keepNext/>
-              <w:spacing w:before="20" w:after="20"/>
-              <w:jc w:val="right"/>
-            </w:pPr>
-            <w:r>
-              <w:rPr>
-                <w:rFonts w:ascii="游ゴシック" w:hAnsi="游ゴシック" w:eastAsia="游ゴシック"/>
-                <w:b w:val="0"/>
-                <w:i w:val="0"/>
-                <w:sz w:val="17"/>
-              </w:rPr>
-              <w:t>2.0</w:t>
-            </w:r>
-          </w:p>
-        </w:tc>
-      </w:tr>
-      <w:tr>
-        <w:tc>
-          <w:tcPr>
-            <w:tcW w:type="dxa" w:w="1361"/>
-            <w:vAlign w:val="center"/>
-          </w:tcPr>
-          <w:p>
-            <w:pPr>
-              <w:spacing w:before="20" w:after="20"/>
-            </w:pPr>
-            <w:r>
-              <w:rPr>
-                <w:rFonts w:ascii="游ゴシック" w:hAnsi="游ゴシック" w:eastAsia="游ゴシック"/>
-                <w:b w:val="0"/>
-                <w:i w:val="0"/>
-                <w:sz w:val="17"/>
-              </w:rPr>
-              <w:t>10月19日（月）</w:t>
-            </w:r>
-          </w:p>
-        </w:tc>
-        <w:tc>
-          <w:tcPr>
-            <w:tcW w:type="dxa" w:w="510"/>
-            <w:vAlign w:val="center"/>
-          </w:tcPr>
-          <w:p>
-            <w:pPr>
-              <w:spacing w:before="20" w:after="20"/>
-              <w:jc w:val="right"/>
-            </w:pPr>
-            <w:r>
-              <w:rPr>
-                <w:rFonts w:ascii="游ゴシック" w:hAnsi="游ゴシック" w:eastAsia="游ゴシック"/>
-                <w:b w:val="0"/>
-                <w:i w:val="0"/>
-                <w:sz w:val="17"/>
-              </w:rPr>
-              <w:t>3</w:t>
             </w:r>
           </w:p>
         </w:tc>

--- a/小野町_引継ぎ_整理済/17_業務進捗管理/小野町_ペンディング整理と作業順位_20261015.docx
+++ b/小野町_引継ぎ_整理済/17_業務進捗管理/小野町_ペンディング整理と作業順位_20261015.docx
@@ -1480,7 +1480,7 @@
           <w:i w:val="0"/>
           <w:sz w:val="21"/>
         </w:rPr>
-        <w:t>町・国・県の回答を待たずに進められる作業は35件・98.0時間分あり、うち33件（90.0時間）が令和8年10月15日までに済んでいます。</w:t>
+        <w:t>町・国・県の回答を待たずに進められる作業は36件・100.5時間分あり、うち35件（94.5時間）が令和8年10月15日までに済んでいます。</w:t>
       </w:r>
       <w:r>
         <w:rPr>
@@ -1489,7 +1489,7 @@
           <w:i w:val="0"/>
           <w:sz w:val="21"/>
         </w:rPr>
-        <w:t>令和8年10月16日は残り2件のうち1件（6.0時間）に着手します。</w:t>
+        <w:t>令和8年10月16日は残り1件のうち1件（6.0時間）に着手します。</w:t>
       </w:r>
     </w:p>
     <w:p>
@@ -1503,7 +1503,7 @@
           <w:i w:val="0"/>
           <w:sz w:val="21"/>
         </w:rPr>
-        <w:t>進捗の乖離を測ったところ、高齢者計画は予定より+11.1ポイント、障がい計画は+0.2ポイントでした。</w:t>
+        <w:t>進捗の乖離を測ったところ、高齢者計画は予定より+11.1ポイント、障がい計画は+0.5ポイントでした。</w:t>
       </w:r>
       <w:r>
         <w:rPr>
@@ -18998,7 +18998,7 @@
                 <w:i w:val="0"/>
                 <w:sz w:val="17"/>
               </w:rPr>
-              <w:t>57.4％</w:t>
+              <w:t>57.8％</w:t>
             </w:r>
           </w:p>
         </w:tc>
@@ -19019,7 +19019,7 @@
                 <w:i w:val="0"/>
                 <w:sz w:val="17"/>
               </w:rPr>
-              <w:t>+0.2pt</w:t>
+              <w:t>+0.5pt</w:t>
             </w:r>
           </w:p>
         </w:tc>
@@ -19061,7 +19061,7 @@
                 <w:i w:val="0"/>
                 <w:sz w:val="17"/>
               </w:rPr>
-              <w:t>4件</w:t>
+              <w:t>3件</w:t>
             </w:r>
           </w:p>
         </w:tc>
@@ -19116,7 +19116,7 @@
           <w:i w:val="0"/>
           <w:sz w:val="21"/>
         </w:rPr>
-        <w:t>一方で障がい計画は+0.2ポイント下回っており、こちらが本業務全体の弱いところです。</w:t>
+        <w:t>一方で障がい計画は+0.5ポイント下回っており、こちらが本業務全体の弱いところです。</w:t>
       </w:r>
     </w:p>
     <w:p>
@@ -20928,7 +20928,7 @@
           <w:color w:val="1F4D78"/>
           <w:sz w:val="22"/>
         </w:rPr>
-        <w:t>障がい計画（10件）</w:t>
+        <w:t>障がい計画（9件）</w:t>
       </w:r>
     </w:p>
     <w:tbl>
@@ -22317,170 +22317,6 @@
                 <w:sz w:val="17"/>
               </w:rPr>
               <w:t>全数配布か標本抽出かで経年比較の可否が決まる（依頼票D5）</w:t>
-            </w:r>
-          </w:p>
-        </w:tc>
-      </w:tr>
-      <w:tr>
-        <w:tc>
-          <w:tcPr>
-            <w:tcW w:type="dxa" w:w="510"/>
-            <w:vAlign w:val="center"/>
-          </w:tcPr>
-          <w:p>
-            <w:pPr>
-              <w:spacing w:before="20" w:after="20"/>
-            </w:pPr>
-            <w:r>
-              <w:rPr>
-                <w:rFonts w:ascii="游ゴシック" w:hAnsi="游ゴシック" w:eastAsia="游ゴシック"/>
-                <w:b w:val="0"/>
-                <w:i w:val="0"/>
-                <w:sz w:val="17"/>
-              </w:rPr>
-              <w:t>5-2</w:t>
-            </w:r>
-          </w:p>
-        </w:tc>
-        <w:tc>
-          <w:tcPr>
-            <w:tcW w:type="dxa" w:w="1928"/>
-            <w:vAlign w:val="center"/>
-          </w:tcPr>
-          <w:p>
-            <w:pPr>
-              <w:spacing w:before="20" w:after="20"/>
-            </w:pPr>
-            <w:r>
-              <w:rPr>
-                <w:rFonts w:ascii="游ゴシック" w:hAnsi="游ゴシック" w:eastAsia="游ゴシック"/>
-                <w:b w:val="0"/>
-                <w:i w:val="0"/>
-                <w:sz w:val="17"/>
-              </w:rPr>
-              <w:t>手帳所持者・サービス利用状況の分析</w:t>
-            </w:r>
-          </w:p>
-        </w:tc>
-        <w:tc>
-          <w:tcPr>
-            <w:tcW w:type="dxa" w:w="850"/>
-            <w:vAlign w:val="center"/>
-          </w:tcPr>
-          <w:p>
-            <w:pPr>
-              <w:spacing w:before="20" w:after="20"/>
-            </w:pPr>
-            <w:r>
-              <w:rPr>
-                <w:rFonts w:ascii="游ゴシック" w:hAnsi="游ゴシック" w:eastAsia="游ゴシック"/>
-                <w:b w:val="0"/>
-                <w:i w:val="0"/>
-                <w:sz w:val="17"/>
-              </w:rPr>
-              <w:t>受託者</w:t>
-            </w:r>
-          </w:p>
-        </w:tc>
-        <w:tc>
-          <w:tcPr>
-            <w:tcW w:type="dxa" w:w="850"/>
-            <w:vAlign w:val="center"/>
-          </w:tcPr>
-          <w:p>
-            <w:pPr>
-              <w:spacing w:before="20" w:after="20"/>
-            </w:pPr>
-            <w:r>
-              <w:rPr>
-                <w:rFonts w:ascii="游ゴシック" w:hAnsi="游ゴシック" w:eastAsia="游ゴシック"/>
-                <w:b w:val="0"/>
-                <w:i w:val="0"/>
-                <w:sz w:val="17"/>
-              </w:rPr>
-              <w:t>2026-10</w:t>
-            </w:r>
-          </w:p>
-        </w:tc>
-        <w:tc>
-          <w:tcPr>
-            <w:tcW w:type="dxa" w:w="624"/>
-            <w:vAlign w:val="center"/>
-          </w:tcPr>
-          <w:p>
-            <w:pPr>
-              <w:spacing w:before="20" w:after="20"/>
-              <w:jc w:val="right"/>
-            </w:pPr>
-            <w:r>
-              <w:rPr>
-                <w:rFonts w:ascii="游ゴシック" w:hAnsi="游ゴシック" w:eastAsia="游ゴシック"/>
-                <w:b w:val="0"/>
-                <w:i w:val="0"/>
-                <w:sz w:val="17"/>
-              </w:rPr>
-              <w:t>60％</w:t>
-            </w:r>
-          </w:p>
-        </w:tc>
-        <w:tc>
-          <w:tcPr>
-            <w:tcW w:type="dxa" w:w="624"/>
-            <w:vAlign w:val="center"/>
-          </w:tcPr>
-          <w:p>
-            <w:pPr>
-              <w:spacing w:before="20" w:after="20"/>
-              <w:jc w:val="right"/>
-            </w:pPr>
-            <w:r>
-              <w:rPr>
-                <w:rFonts w:ascii="游ゴシック" w:hAnsi="游ゴシック" w:eastAsia="游ゴシック"/>
-                <w:b w:val="0"/>
-                <w:i w:val="0"/>
-                <w:sz w:val="17"/>
-              </w:rPr>
-              <w:t>73％</w:t>
-            </w:r>
-          </w:p>
-        </w:tc>
-        <w:tc>
-          <w:tcPr>
-            <w:tcW w:type="dxa" w:w="1134"/>
-            <w:vAlign w:val="center"/>
-          </w:tcPr>
-          <w:p>
-            <w:pPr>
-              <w:spacing w:before="20" w:after="20"/>
-            </w:pPr>
-            <w:r>
-              <w:rPr>
-                <w:rFonts w:ascii="游ゴシック" w:hAnsi="游ゴシック" w:eastAsia="游ゴシック"/>
-                <w:b w:val="0"/>
-                <w:i w:val="0"/>
-                <w:sz w:val="17"/>
-              </w:rPr>
-              <w:t>遅れ</w:t>
-            </w:r>
-          </w:p>
-        </w:tc>
-        <w:tc>
-          <w:tcPr>
-            <w:tcW w:type="dxa" w:w="3231"/>
-            <w:vAlign w:val="center"/>
-          </w:tcPr>
-          <w:p>
-            <w:pPr>
-              <w:spacing w:before="20" w:after="20"/>
-            </w:pPr>
-            <w:r>
-              <w:rPr>
-                <w:rFonts w:ascii="游ゴシック" w:hAnsi="游ゴシック" w:eastAsia="游ゴシック"/>
-                <w:b/>
-                <w:i w:val="0"/>
-                <w:sz w:val="17"/>
-              </w:rPr>
-              <w:t>支給決定量と実利用量の別、障害支援区分別の状況（依頼票D7）。精神障がい者の内数が総数を超える箇所があり原データの確認が必要</w:t>
             </w:r>
           </w:p>
         </w:tc>
@@ -22866,7 +22702,7 @@
           <w:i w:val="0"/>
           <w:sz w:val="21"/>
         </w:rPr>
-        <w:t>障がい計画の遅れ10件は、すべて町からの3点に連なっています。</w:t>
+        <w:t>障がい計画の遅れ9件は、すべて町からの3点に連なっています。</w:t>
       </w:r>
       <w:r>
         <w:rPr>
@@ -23035,7 +22871,7 @@
           <w:i w:val="0"/>
           <w:sz w:val="21"/>
         </w:rPr>
-        <w:t>町・国・県の回答を待たずに進められる作業は35件、合計98.0時間（1日8.0時間として約12.2日）です。</w:t>
+        <w:t>町・国・県の回答を待たずに進められる作業は36件、合計100.5時間（1日8.0時間として約12.6日）です。</w:t>
       </w:r>
       <w:r>
         <w:rPr>
@@ -23044,7 +22880,7 @@
           <w:i w:val="0"/>
           <w:sz w:val="21"/>
         </w:rPr>
-        <w:t>うち33件・90.0時間は令和8年10月15日までに済みました。</w:t>
+        <w:t>うち35件・94.5時間は令和8年10月15日までに済みました。</w:t>
       </w:r>
       <w:r>
         <w:rPr>
@@ -27709,7 +27545,7 @@
                 <w:i w:val="0"/>
                 <w:sz w:val="17"/>
               </w:rPr>
-              <w:t>T32</w:t>
+              <w:t>T36</w:t>
             </w:r>
           </w:p>
         </w:tc>
@@ -27729,7 +27565,7 @@
                 <w:i w:val="0"/>
                 <w:sz w:val="17"/>
               </w:rPr>
-              <w:t>障がい計画　成果目標とサービス見込量の算定</w:t>
+              <w:t>前回計画から手帳所持者数の推移を取り出し、素案と図に反映</w:t>
             </w:r>
           </w:p>
         </w:tc>
@@ -27749,7 +27585,16 @@
                 <w:i w:val="0"/>
                 <w:sz w:val="17"/>
               </w:rPr>
-              <w:t>算定の方式は素案 第3部第2章に置いた。</w:t>
+              <w:t>前回計画（令和6年3月）が令和元年〜令和5年の5か年を図に載せている。</w:t>
+            </w:r>
+            <w:r>
+              <w:rPr>
+                <w:rFonts w:ascii="游ゴシック" w:hAnsi="游ゴシック" w:eastAsia="游ゴシック"/>
+                <w:b w:val="0"/>
+                <w:i w:val="0"/>
+                <w:sz w:val="17"/>
+              </w:rPr>
+              <w:t>手元の原本から取り出せるため、町の回答を待たずに進む。</w:t>
             </w:r>
             <w:r>
               <w:rPr>
@@ -27758,7 +27603,7 @@
                 <w:i w:val="0"/>
                 <w:sz w:val="17"/>
               </w:rPr>
-              <w:t>ただし値そのものはサービス別実績（町データ）が要るため、いま進められるのは方式の精査までである</w:t>
+              <w:t>内訳の和が前回計画の「計」と一致することを自己点検で確かめる</w:t>
             </w:r>
           </w:p>
         </w:tc>
@@ -27779,7 +27624,7 @@
                 <w:i w:val="0"/>
                 <w:sz w:val="17"/>
               </w:rPr>
-              <w:t>6.0</w:t>
+              <w:t>2.5</w:t>
             </w:r>
           </w:p>
         </w:tc>
@@ -27799,7 +27644,7 @@
                 <w:i w:val="0"/>
                 <w:sz w:val="17"/>
               </w:rPr>
-              <w:t>10月16日（金）</w:t>
+              <w:t>10月15日（木）</w:t>
             </w:r>
           </w:p>
         </w:tc>
@@ -27815,11 +27660,11 @@
             <w:r>
               <w:rPr>
                 <w:rFonts w:ascii="游ゴシック" w:hAnsi="游ゴシック" w:eastAsia="游ゴシック"/>
-                <w:b w:val="0"/>
-                <w:i w:val="0"/>
-                <w:sz w:val="17"/>
-              </w:rPr>
-              <w:t>未着手</w:t>
+                <w:b/>
+                <w:i w:val="0"/>
+                <w:sz w:val="17"/>
+              </w:rPr>
+              <w:t>完了（10月15日（木））</w:t>
             </w:r>
           </w:p>
         </w:tc>
@@ -27890,7 +27735,34 @@
                 <w:i w:val="0"/>
                 <w:sz w:val="17"/>
               </w:rPr>
-              <w:t>体裁37件・紙面18件の対象に加え済みで、残るのは図の追加</w:t>
+              <w:t>体裁37件・紙面18件の対象に加え、</w:t>
+            </w:r>
+            <w:r>
+              <w:rPr>
+                <w:rFonts w:ascii="游ゴシック" w:hAnsi="游ゴシック" w:eastAsia="游ゴシック"/>
+                <w:b/>
+                <w:i w:val="0"/>
+                <w:sz w:val="17"/>
+              </w:rPr>
+              <w:t>図を1点置いた（T36）</w:t>
+            </w:r>
+            <w:r>
+              <w:rPr>
+                <w:rFonts w:ascii="游ゴシック" w:hAnsi="游ゴシック" w:eastAsia="游ゴシック"/>
+                <w:b w:val="0"/>
+                <w:i w:val="0"/>
+                <w:sz w:val="17"/>
+              </w:rPr>
+              <w:t>。</w:t>
+            </w:r>
+            <w:r>
+              <w:rPr>
+                <w:rFonts w:ascii="游ゴシック" w:hAnsi="游ゴシック" w:eastAsia="游ゴシック"/>
+                <w:b/>
+                <w:i w:val="0"/>
+                <w:sz w:val="17"/>
+              </w:rPr>
+              <w:t>サービス実績の図は、実績を受領してから作る</w:t>
             </w:r>
           </w:p>
         </w:tc>
@@ -27931,7 +27803,139 @@
                 <w:i w:val="0"/>
                 <w:sz w:val="17"/>
               </w:rPr>
-              <w:t>10月19日（月）</w:t>
+              <w:t>10月15日（木）</w:t>
+            </w:r>
+          </w:p>
+        </w:tc>
+        <w:tc>
+          <w:tcPr>
+            <w:tcW w:type="dxa" w:w="1134"/>
+            <w:vAlign w:val="center"/>
+          </w:tcPr>
+          <w:p>
+            <w:pPr>
+              <w:spacing w:before="20" w:after="20"/>
+            </w:pPr>
+            <w:r>
+              <w:rPr>
+                <w:rFonts w:ascii="游ゴシック" w:hAnsi="游ゴシック" w:eastAsia="游ゴシック"/>
+                <w:b/>
+                <w:i w:val="0"/>
+                <w:sz w:val="17"/>
+              </w:rPr>
+              <w:t>完了（10月15日（木））</w:t>
+            </w:r>
+          </w:p>
+        </w:tc>
+      </w:tr>
+      <w:tr>
+        <w:tc>
+          <w:tcPr>
+            <w:tcW w:type="dxa" w:w="567"/>
+            <w:vAlign w:val="center"/>
+          </w:tcPr>
+          <w:p>
+            <w:pPr>
+              <w:spacing w:before="20" w:after="20"/>
+            </w:pPr>
+            <w:r>
+              <w:rPr>
+                <w:rFonts w:ascii="游ゴシック" w:hAnsi="游ゴシック" w:eastAsia="游ゴシック"/>
+                <w:b w:val="0"/>
+                <w:i w:val="0"/>
+                <w:sz w:val="17"/>
+              </w:rPr>
+              <w:t>T32</w:t>
+            </w:r>
+          </w:p>
+        </w:tc>
+        <w:tc>
+          <w:tcPr>
+            <w:tcW w:type="dxa" w:w="2154"/>
+            <w:vAlign w:val="center"/>
+          </w:tcPr>
+          <w:p>
+            <w:pPr>
+              <w:spacing w:before="20" w:after="20"/>
+            </w:pPr>
+            <w:r>
+              <w:rPr>
+                <w:rFonts w:ascii="游ゴシック" w:hAnsi="游ゴシック" w:eastAsia="游ゴシック"/>
+                <w:b w:val="0"/>
+                <w:i w:val="0"/>
+                <w:sz w:val="17"/>
+              </w:rPr>
+              <w:t>障がい計画　成果目標とサービス見込量の算定</w:t>
+            </w:r>
+          </w:p>
+        </w:tc>
+        <w:tc>
+          <w:tcPr>
+            <w:tcW w:type="dxa" w:w="3969"/>
+            <w:vAlign w:val="center"/>
+          </w:tcPr>
+          <w:p>
+            <w:pPr>
+              <w:spacing w:before="20" w:after="20"/>
+            </w:pPr>
+            <w:r>
+              <w:rPr>
+                <w:rFonts w:ascii="游ゴシック" w:hAnsi="游ゴシック" w:eastAsia="游ゴシック"/>
+                <w:b/>
+                <w:i w:val="0"/>
+                <w:sz w:val="17"/>
+              </w:rPr>
+              <w:t>算定の方式は素案 第3部第2章に置いた。</w:t>
+            </w:r>
+            <w:r>
+              <w:rPr>
+                <w:rFonts w:ascii="游ゴシック" w:hAnsi="游ゴシック" w:eastAsia="游ゴシック"/>
+                <w:b/>
+                <w:i w:val="0"/>
+                <w:sz w:val="17"/>
+              </w:rPr>
+              <w:t>ただし値そのものはサービス別実績（町データ）が要るため、いま進められるのは方式の精査までである</w:t>
+            </w:r>
+          </w:p>
+        </w:tc>
+        <w:tc>
+          <w:tcPr>
+            <w:tcW w:type="dxa" w:w="624"/>
+            <w:vAlign w:val="center"/>
+          </w:tcPr>
+          <w:p>
+            <w:pPr>
+              <w:spacing w:before="20" w:after="20"/>
+              <w:jc w:val="right"/>
+            </w:pPr>
+            <w:r>
+              <w:rPr>
+                <w:rFonts w:ascii="游ゴシック" w:hAnsi="游ゴシック" w:eastAsia="游ゴシック"/>
+                <w:b w:val="0"/>
+                <w:i w:val="0"/>
+                <w:sz w:val="17"/>
+              </w:rPr>
+              <w:t>6.0</w:t>
+            </w:r>
+          </w:p>
+        </w:tc>
+        <w:tc>
+          <w:tcPr>
+            <w:tcW w:type="dxa" w:w="1304"/>
+            <w:vAlign w:val="center"/>
+          </w:tcPr>
+          <w:p>
+            <w:pPr>
+              <w:spacing w:before="20" w:after="20"/>
+            </w:pPr>
+            <w:r>
+              <w:rPr>
+                <w:rFonts w:ascii="游ゴシック" w:hAnsi="游ゴシック" w:eastAsia="游ゴシック"/>
+                <w:b w:val="0"/>
+                <w:i w:val="0"/>
+                <w:sz w:val="17"/>
+              </w:rPr>
+              <w:t>10月16日（金）</w:t>
             </w:r>
           </w:p>
         </w:tc>
@@ -28502,110 +28506,6 @@
                 <w:sz w:val="17"/>
               </w:rPr>
               <w:t>時間</w:t>
-            </w:r>
-          </w:p>
-        </w:tc>
-      </w:tr>
-      <w:tr>
-        <w:tc>
-          <w:tcPr>
-            <w:tcW w:type="dxa" w:w="1361"/>
-            <w:vAlign w:val="center"/>
-          </w:tcPr>
-          <w:p>
-            <w:pPr>
-              <w:spacing w:before="20" w:after="20"/>
-            </w:pPr>
-            <w:r>
-              <w:rPr>
-                <w:rFonts w:ascii="游ゴシック" w:hAnsi="游ゴシック" w:eastAsia="游ゴシック"/>
-                <w:b w:val="0"/>
-                <w:i w:val="0"/>
-                <w:sz w:val="17"/>
-              </w:rPr>
-              <w:t>10月19日（月）</w:t>
-            </w:r>
-          </w:p>
-        </w:tc>
-        <w:tc>
-          <w:tcPr>
-            <w:tcW w:type="dxa" w:w="510"/>
-            <w:vAlign w:val="center"/>
-          </w:tcPr>
-          <w:p>
-            <w:pPr>
-              <w:spacing w:before="20" w:after="20"/>
-              <w:jc w:val="right"/>
-            </w:pPr>
-            <w:r>
-              <w:rPr>
-                <w:rFonts w:ascii="游ゴシック" w:hAnsi="游ゴシック" w:eastAsia="游ゴシック"/>
-                <w:b w:val="0"/>
-                <w:i w:val="0"/>
-                <w:sz w:val="17"/>
-              </w:rPr>
-              <w:t>1</w:t>
-            </w:r>
-          </w:p>
-        </w:tc>
-        <w:tc>
-          <w:tcPr>
-            <w:tcW w:type="dxa" w:w="567"/>
-            <w:vAlign w:val="center"/>
-          </w:tcPr>
-          <w:p>
-            <w:pPr>
-              <w:spacing w:before="20" w:after="20"/>
-            </w:pPr>
-            <w:r>
-              <w:rPr>
-                <w:rFonts w:ascii="游ゴシック" w:hAnsi="游ゴシック" w:eastAsia="游ゴシック"/>
-                <w:b w:val="0"/>
-                <w:i w:val="0"/>
-                <w:sz w:val="17"/>
-              </w:rPr>
-              <w:t>T35</w:t>
-            </w:r>
-          </w:p>
-        </w:tc>
-        <w:tc>
-          <w:tcPr>
-            <w:tcW w:type="dxa" w:w="6066"/>
-            <w:vAlign w:val="center"/>
-          </w:tcPr>
-          <w:p>
-            <w:pPr>
-              <w:spacing w:before="20" w:after="20"/>
-            </w:pPr>
-            <w:r>
-              <w:rPr>
-                <w:rFonts w:ascii="游ゴシック" w:hAnsi="游ゴシック" w:eastAsia="游ゴシック"/>
-                <w:b w:val="0"/>
-                <w:i w:val="0"/>
-                <w:sz w:val="17"/>
-              </w:rPr>
-              <w:t>障がい計画　素案の体裁・紙面の点検を高齢者と同じ水準にする</w:t>
-            </w:r>
-          </w:p>
-        </w:tc>
-        <w:tc>
-          <w:tcPr>
-            <w:tcW w:type="dxa" w:w="1247"/>
-            <w:vAlign w:val="center"/>
-          </w:tcPr>
-          <w:p>
-            <w:pPr>
-              <w:spacing w:before="20" w:after="20"/>
-              <w:jc w:val="right"/>
-            </w:pPr>
-            <w:r>
-              <w:rPr>
-                <w:rFonts w:ascii="游ゴシック" w:hAnsi="游ゴシック" w:eastAsia="游ゴシック"/>
-                <w:b w:val="0"/>
-                <w:i w:val="0"/>
-                <w:sz w:val="17"/>
-              </w:rPr>
-              <w:t>2.0</w:t>
             </w:r>
           </w:p>
         </w:tc>

--- a/小野町_引継ぎ_整理済/17_業務進捗管理/小野町_ペンディング整理と作業順位_20261015.docx
+++ b/小野町_引継ぎ_整理済/17_業務進捗管理/小野町_ペンディング整理と作業順位_20261015.docx
@@ -1480,7 +1480,7 @@
           <w:i w:val="0"/>
           <w:sz w:val="21"/>
         </w:rPr>
-        <w:t>町・国・県の回答を待たずに進められる作業は36件・100.5時間分あり、うち35件（94.5時間）が令和8年10月15日までに済んでいます。</w:t>
+        <w:t>町・国・県の回答を待たずに進められる作業は37件・104.5時間分あり、うち36件（98.5時間）が令和8年10月15日までに済んでいます。</w:t>
       </w:r>
       <w:r>
         <w:rPr>
@@ -1503,7 +1503,7 @@
           <w:i w:val="0"/>
           <w:sz w:val="21"/>
         </w:rPr>
-        <w:t>進捗の乖離を測ったところ、高齢者計画は予定より+11.1ポイント、障がい計画は+0.5ポイントでした。</w:t>
+        <w:t>進捗の乖離を測ったところ、高齢者計画は予定より+11.1ポイント、障がい計画は+0.9ポイントでした。</w:t>
       </w:r>
       <w:r>
         <w:rPr>
@@ -18998,7 +18998,7 @@
                 <w:i w:val="0"/>
                 <w:sz w:val="17"/>
               </w:rPr>
-              <w:t>57.8％</w:t>
+              <w:t>58.2％</w:t>
             </w:r>
           </w:p>
         </w:tc>
@@ -19019,7 +19019,7 @@
                 <w:i w:val="0"/>
                 <w:sz w:val="17"/>
               </w:rPr>
-              <w:t>+0.5pt</w:t>
+              <w:t>+0.9pt</w:t>
             </w:r>
           </w:p>
         </w:tc>
@@ -19061,7 +19061,7 @@
                 <w:i w:val="0"/>
                 <w:sz w:val="17"/>
               </w:rPr>
-              <w:t>3件</w:t>
+              <w:t>2件</w:t>
             </w:r>
           </w:p>
         </w:tc>
@@ -19116,7 +19116,7 @@
           <w:i w:val="0"/>
           <w:sz w:val="21"/>
         </w:rPr>
-        <w:t>一方で障がい計画は+0.5ポイント下回っており、こちらが本業務全体の弱いところです。</w:t>
+        <w:t>一方で障がい計画は+0.9ポイント下回っており、こちらが本業務全体の弱いところです。</w:t>
       </w:r>
     </w:p>
     <w:p>
@@ -20928,7 +20928,7 @@
           <w:color w:val="1F4D78"/>
           <w:sz w:val="22"/>
         </w:rPr>
-        <w:t>障がい計画（9件）</w:t>
+        <w:t>障がい計画（8件）</w:t>
       </w:r>
     </w:p>
     <w:tbl>
@@ -22147,6 +22147,7 @@
           </w:tcPr>
           <w:p>
             <w:pPr>
+              <w:keepNext/>
               <w:spacing w:before="20" w:after="20"/>
             </w:pPr>
             <w:r>
@@ -22167,6 +22168,7 @@
           </w:tcPr>
           <w:p>
             <w:pPr>
+              <w:keepNext/>
               <w:spacing w:before="20" w:after="20"/>
             </w:pPr>
             <w:r>
@@ -22187,6 +22189,7 @@
           </w:tcPr>
           <w:p>
             <w:pPr>
+              <w:keepNext/>
               <w:spacing w:before="20" w:after="20"/>
             </w:pPr>
             <w:r>
@@ -22207,6 +22210,7 @@
           </w:tcPr>
           <w:p>
             <w:pPr>
+              <w:keepNext/>
               <w:spacing w:before="20" w:after="20"/>
             </w:pPr>
             <w:r>
@@ -22227,6 +22231,7 @@
           </w:tcPr>
           <w:p>
             <w:pPr>
+              <w:keepNext/>
               <w:spacing w:before="20" w:after="20"/>
               <w:jc w:val="right"/>
             </w:pPr>
@@ -22248,6 +22253,7 @@
           </w:tcPr>
           <w:p>
             <w:pPr>
+              <w:keepNext/>
               <w:spacing w:before="20" w:after="20"/>
               <w:jc w:val="right"/>
             </w:pPr>
@@ -22269,6 +22275,7 @@
           </w:tcPr>
           <w:p>
             <w:pPr>
+              <w:keepNext/>
               <w:spacing w:before="20" w:after="20"/>
             </w:pPr>
             <w:r>
@@ -22289,6 +22296,7 @@
           </w:tcPr>
           <w:p>
             <w:pPr>
+              <w:keepNext/>
               <w:spacing w:before="20" w:after="20"/>
             </w:pPr>
             <w:r>
@@ -22317,187 +22325,6 @@
                 <w:sz w:val="17"/>
               </w:rPr>
               <w:t>全数配布か標本抽出かで経年比較の可否が決まる（依頼票D5）</w:t>
-            </w:r>
-          </w:p>
-        </w:tc>
-      </w:tr>
-      <w:tr>
-        <w:tc>
-          <w:tcPr>
-            <w:tcW w:type="dxa" w:w="510"/>
-            <w:vAlign w:val="center"/>
-          </w:tcPr>
-          <w:p>
-            <w:pPr>
-              <w:keepNext/>
-              <w:spacing w:before="20" w:after="20"/>
-            </w:pPr>
-            <w:r>
-              <w:rPr>
-                <w:rFonts w:ascii="游ゴシック" w:hAnsi="游ゴシック" w:eastAsia="游ゴシック"/>
-                <w:b w:val="0"/>
-                <w:i w:val="0"/>
-                <w:sz w:val="17"/>
-              </w:rPr>
-              <w:t>5-1</w:t>
-            </w:r>
-          </w:p>
-        </w:tc>
-        <w:tc>
-          <w:tcPr>
-            <w:tcW w:type="dxa" w:w="1928"/>
-            <w:vAlign w:val="center"/>
-          </w:tcPr>
-          <w:p>
-            <w:pPr>
-              <w:keepNext/>
-              <w:spacing w:before="20" w:after="20"/>
-            </w:pPr>
-            <w:r>
-              <w:rPr>
-                <w:rFonts w:ascii="游ゴシック" w:hAnsi="游ゴシック" w:eastAsia="游ゴシック"/>
-                <w:b w:val="0"/>
-                <w:i w:val="0"/>
-                <w:sz w:val="17"/>
-              </w:rPr>
-              <w:t>現行計画の取組み状況の検証</w:t>
-            </w:r>
-          </w:p>
-        </w:tc>
-        <w:tc>
-          <w:tcPr>
-            <w:tcW w:type="dxa" w:w="850"/>
-            <w:vAlign w:val="center"/>
-          </w:tcPr>
-          <w:p>
-            <w:pPr>
-              <w:keepNext/>
-              <w:spacing w:before="20" w:after="20"/>
-            </w:pPr>
-            <w:r>
-              <w:rPr>
-                <w:rFonts w:ascii="游ゴシック" w:hAnsi="游ゴシック" w:eastAsia="游ゴシック"/>
-                <w:b w:val="0"/>
-                <w:i w:val="0"/>
-                <w:sz w:val="17"/>
-              </w:rPr>
-              <w:t>受託者</w:t>
-            </w:r>
-          </w:p>
-        </w:tc>
-        <w:tc>
-          <w:tcPr>
-            <w:tcW w:type="dxa" w:w="850"/>
-            <w:vAlign w:val="center"/>
-          </w:tcPr>
-          <w:p>
-            <w:pPr>
-              <w:keepNext/>
-              <w:spacing w:before="20" w:after="20"/>
-            </w:pPr>
-            <w:r>
-              <w:rPr>
-                <w:rFonts w:ascii="游ゴシック" w:hAnsi="游ゴシック" w:eastAsia="游ゴシック"/>
-                <w:b w:val="0"/>
-                <w:i w:val="0"/>
-                <w:sz w:val="17"/>
-              </w:rPr>
-              <w:t>2026-10</w:t>
-            </w:r>
-          </w:p>
-        </w:tc>
-        <w:tc>
-          <w:tcPr>
-            <w:tcW w:type="dxa" w:w="624"/>
-            <w:vAlign w:val="center"/>
-          </w:tcPr>
-          <w:p>
-            <w:pPr>
-              <w:keepNext/>
-              <w:spacing w:before="20" w:after="20"/>
-              <w:jc w:val="right"/>
-            </w:pPr>
-            <w:r>
-              <w:rPr>
-                <w:rFonts w:ascii="游ゴシック" w:hAnsi="游ゴシック" w:eastAsia="游ゴシック"/>
-                <w:b w:val="0"/>
-                <w:i w:val="0"/>
-                <w:sz w:val="17"/>
-              </w:rPr>
-              <w:t>70％</w:t>
-            </w:r>
-          </w:p>
-        </w:tc>
-        <w:tc>
-          <w:tcPr>
-            <w:tcW w:type="dxa" w:w="624"/>
-            <w:vAlign w:val="center"/>
-          </w:tcPr>
-          <w:p>
-            <w:pPr>
-              <w:keepNext/>
-              <w:spacing w:before="20" w:after="20"/>
-              <w:jc w:val="right"/>
-            </w:pPr>
-            <w:r>
-              <w:rPr>
-                <w:rFonts w:ascii="游ゴシック" w:hAnsi="游ゴシック" w:eastAsia="游ゴシック"/>
-                <w:b w:val="0"/>
-                <w:i w:val="0"/>
-                <w:sz w:val="17"/>
-              </w:rPr>
-              <w:t>82％</w:t>
-            </w:r>
-          </w:p>
-        </w:tc>
-        <w:tc>
-          <w:tcPr>
-            <w:tcW w:type="dxa" w:w="1134"/>
-            <w:vAlign w:val="center"/>
-          </w:tcPr>
-          <w:p>
-            <w:pPr>
-              <w:keepNext/>
-              <w:spacing w:before="20" w:after="20"/>
-            </w:pPr>
-            <w:r>
-              <w:rPr>
-                <w:rFonts w:ascii="游ゴシック" w:hAnsi="游ゴシック" w:eastAsia="游ゴシック"/>
-                <w:b w:val="0"/>
-                <w:i w:val="0"/>
-                <w:sz w:val="17"/>
-              </w:rPr>
-              <w:t>遅れ</w:t>
-            </w:r>
-          </w:p>
-        </w:tc>
-        <w:tc>
-          <w:tcPr>
-            <w:tcW w:type="dxa" w:w="3231"/>
-            <w:vAlign w:val="center"/>
-          </w:tcPr>
-          <w:p>
-            <w:pPr>
-              <w:keepNext/>
-              <w:spacing w:before="20" w:after="20"/>
-            </w:pPr>
-            <w:r>
-              <w:rPr>
-                <w:rFonts w:ascii="游ゴシック" w:hAnsi="游ゴシック" w:eastAsia="游ゴシック"/>
-                <w:b/>
-                <w:i w:val="0"/>
-                <w:sz w:val="17"/>
-              </w:rPr>
-              <w:t>前回計画31項目の令和8年度末の実績（依頼票D6）。</w:t>
-            </w:r>
-            <w:r>
-              <w:rPr>
-                <w:rFonts w:ascii="游ゴシック" w:hAnsi="游ゴシック" w:eastAsia="游ゴシック"/>
-                <w:b w:val="0"/>
-                <w:i w:val="0"/>
-                <w:sz w:val="17"/>
-              </w:rPr>
-              <w:t>目標値は受領済みのため、残るのは実績のみ</w:t>
             </w:r>
           </w:p>
         </w:tc>
@@ -22702,7 +22529,7 @@
           <w:i w:val="0"/>
           <w:sz w:val="21"/>
         </w:rPr>
-        <w:t>障がい計画の遅れ9件は、すべて町からの3点に連なっています。</w:t>
+        <w:t>障がい計画の遅れ8件は、すべて町からの3点に連なっています。</w:t>
       </w:r>
       <w:r>
         <w:rPr>
@@ -22871,7 +22698,7 @@
           <w:i w:val="0"/>
           <w:sz w:val="21"/>
         </w:rPr>
-        <w:t>町・国・県の回答を待たずに進められる作業は36件、合計100.5時間（1日8.0時間として約12.6日）です。</w:t>
+        <w:t>町・国・県の回答を待たずに進められる作業は37件、合計104.5時間（1日8.0時間として約13.1日）です。</w:t>
       </w:r>
       <w:r>
         <w:rPr>
@@ -22880,7 +22707,7 @@
           <w:i w:val="0"/>
           <w:sz w:val="21"/>
         </w:rPr>
-        <w:t>うち35件・94.5時間は令和8年10月15日までに済みました。</w:t>
+        <w:t>うち36件・98.5時間は令和8年10月15日までに済みました。</w:t>
       </w:r>
       <w:r>
         <w:rPr>
@@ -27484,6 +27311,138 @@
                 <w:sz w:val="17"/>
               </w:rPr>
               <w:t>2.0</w:t>
+            </w:r>
+          </w:p>
+        </w:tc>
+        <w:tc>
+          <w:tcPr>
+            <w:tcW w:type="dxa" w:w="1304"/>
+            <w:vAlign w:val="center"/>
+          </w:tcPr>
+          <w:p>
+            <w:pPr>
+              <w:spacing w:before="20" w:after="20"/>
+            </w:pPr>
+            <w:r>
+              <w:rPr>
+                <w:rFonts w:ascii="游ゴシック" w:hAnsi="游ゴシック" w:eastAsia="游ゴシック"/>
+                <w:b w:val="0"/>
+                <w:i w:val="0"/>
+                <w:sz w:val="17"/>
+              </w:rPr>
+              <w:t>10月15日（木）</w:t>
+            </w:r>
+          </w:p>
+        </w:tc>
+        <w:tc>
+          <w:tcPr>
+            <w:tcW w:type="dxa" w:w="1134"/>
+            <w:vAlign w:val="center"/>
+          </w:tcPr>
+          <w:p>
+            <w:pPr>
+              <w:spacing w:before="20" w:after="20"/>
+            </w:pPr>
+            <w:r>
+              <w:rPr>
+                <w:rFonts w:ascii="游ゴシック" w:hAnsi="游ゴシック" w:eastAsia="游ゴシック"/>
+                <w:b/>
+                <w:i w:val="0"/>
+                <w:sz w:val="17"/>
+              </w:rPr>
+              <w:t>完了（10月15日（木））</w:t>
+            </w:r>
+          </w:p>
+        </w:tc>
+      </w:tr>
+      <w:tr>
+        <w:tc>
+          <w:tcPr>
+            <w:tcW w:type="dxa" w:w="567"/>
+            <w:vAlign w:val="center"/>
+          </w:tcPr>
+          <w:p>
+            <w:pPr>
+              <w:spacing w:before="20" w:after="20"/>
+            </w:pPr>
+            <w:r>
+              <w:rPr>
+                <w:rFonts w:ascii="游ゴシック" w:hAnsi="游ゴシック" w:eastAsia="游ゴシック"/>
+                <w:b w:val="0"/>
+                <w:i w:val="0"/>
+                <w:sz w:val="17"/>
+              </w:rPr>
+              <w:t>T37</w:t>
+            </w:r>
+          </w:p>
+        </w:tc>
+        <w:tc>
+          <w:tcPr>
+            <w:tcW w:type="dxa" w:w="2154"/>
+            <w:vAlign w:val="center"/>
+          </w:tcPr>
+          <w:p>
+            <w:pPr>
+              <w:spacing w:before="20" w:after="20"/>
+            </w:pPr>
+            <w:r>
+              <w:rPr>
+                <w:rFonts w:ascii="游ゴシック" w:hAnsi="游ゴシック" w:eastAsia="游ゴシック"/>
+                <w:b w:val="0"/>
+                <w:i w:val="0"/>
+                <w:sz w:val="17"/>
+              </w:rPr>
+              <w:t>前回計画から第6期の実績・第7期の見込量を読み取り、素案に反映</w:t>
+            </w:r>
+          </w:p>
+        </w:tc>
+        <w:tc>
+          <w:tcPr>
+            <w:tcW w:type="dxa" w:w="3969"/>
+            <w:vAlign w:val="center"/>
+          </w:tcPr>
+          <w:p>
+            <w:pPr>
+              <w:spacing w:before="20" w:after="20"/>
+            </w:pPr>
+            <w:r>
+              <w:rPr>
+                <w:rFonts w:ascii="游ゴシック" w:hAnsi="游ゴシック" w:eastAsia="游ゴシック"/>
+                <w:b/>
+                <w:i w:val="0"/>
+                <w:sz w:val="17"/>
+              </w:rPr>
+              <w:t>前回計画（128頁）は手元にあり、サービスごとの見込量と実績を載せている。町にお尋ねするまでもない。</w:t>
+            </w:r>
+            <w:r>
+              <w:rPr>
+                <w:rFonts w:ascii="游ゴシック" w:hAnsi="游ゴシック" w:eastAsia="游ゴシック"/>
+                <w:b/>
+                <w:i w:val="0"/>
+                <w:sz w:val="17"/>
+              </w:rPr>
+              <w:t>書き写さず、原本のPDFを毎回読む形にすれば、原本から離れない</w:t>
+            </w:r>
+          </w:p>
+        </w:tc>
+        <w:tc>
+          <w:tcPr>
+            <w:tcW w:type="dxa" w:w="624"/>
+            <w:vAlign w:val="center"/>
+          </w:tcPr>
+          <w:p>
+            <w:pPr>
+              <w:spacing w:before="20" w:after="20"/>
+              <w:jc w:val="right"/>
+            </w:pPr>
+            <w:r>
+              <w:rPr>
+                <w:rFonts w:ascii="游ゴシック" w:hAnsi="游ゴシック" w:eastAsia="游ゴシック"/>
+                <w:b w:val="0"/>
+                <w:i w:val="0"/>
+                <w:sz w:val="17"/>
+              </w:rPr>
+              <w:t>4.0</w:t>
             </w:r>
           </w:p>
         </w:tc>

--- a/小野町_引継ぎ_整理済/17_業務進捗管理/小野町_ペンディング整理と作業順位_20261015.docx
+++ b/小野町_引継ぎ_整理済/17_業務進捗管理/小野町_ペンディング整理と作業順位_20261015.docx
@@ -1480,7 +1480,7 @@
           <w:i w:val="0"/>
           <w:sz w:val="21"/>
         </w:rPr>
-        <w:t>町・国・県の回答を待たずに進められる作業は37件・104.5時間分あり、うち36件（98.5時間）が令和8年10月15日までに済んでいます。</w:t>
+        <w:t>町・国・県の回答を待たずに進められる作業は40件・110.5時間分あり、うち39件（104.5時間）が令和8年10月15日までに済んでいます。</w:t>
       </w:r>
       <w:r>
         <w:rPr>
@@ -1503,7 +1503,7 @@
           <w:i w:val="0"/>
           <w:sz w:val="21"/>
         </w:rPr>
-        <w:t>進捗の乖離を測ったところ、高齢者計画は予定より+11.1ポイント、障がい計画は+0.9ポイントでした。</w:t>
+        <w:t>進捗の乖離を測ったところ、高齢者計画は予定より+11.1ポイント、障がい計画は+1.8ポイントでした。</w:t>
       </w:r>
       <w:r>
         <w:rPr>
@@ -18998,7 +18998,7 @@
                 <w:i w:val="0"/>
                 <w:sz w:val="17"/>
               </w:rPr>
-              <w:t>58.2％</w:t>
+              <w:t>59.0％</w:t>
             </w:r>
           </w:p>
         </w:tc>
@@ -19019,7 +19019,7 @@
                 <w:i w:val="0"/>
                 <w:sz w:val="17"/>
               </w:rPr>
-              <w:t>+0.9pt</w:t>
+              <w:t>+1.8pt</w:t>
             </w:r>
           </w:p>
         </w:tc>
@@ -19116,7 +19116,7 @@
           <w:i w:val="0"/>
           <w:sz w:val="21"/>
         </w:rPr>
-        <w:t>一方で障がい計画は+0.9ポイント下回っており、こちらが本業務全体の弱いところです。</w:t>
+        <w:t>一方で障がい計画は+1.8ポイント下回っており、こちらが本業務全体の弱いところです。</w:t>
       </w:r>
     </w:p>
     <w:p>
@@ -22698,7 +22698,7 @@
           <w:i w:val="0"/>
           <w:sz w:val="21"/>
         </w:rPr>
-        <w:t>町・国・県の回答を待たずに進められる作業は37件、合計104.5時間（1日8.0時間として約13.1日）です。</w:t>
+        <w:t>町・国・県の回答を待たずに進められる作業は40件、合計110.5時間（1日8.0時間として約13.8日）です。</w:t>
       </w:r>
       <w:r>
         <w:rPr>
@@ -22707,7 +22707,7 @@
           <w:i w:val="0"/>
           <w:sz w:val="21"/>
         </w:rPr>
-        <w:t>うち36件・98.5時間は令和8年10月15日までに済みました。</w:t>
+        <w:t>うち39件・104.5時間は令和8年10月15日までに済みました。</w:t>
       </w:r>
       <w:r>
         <w:rPr>
@@ -27311,6 +27311,429 @@
                 <w:sz w:val="17"/>
               </w:rPr>
               <w:t>2.0</w:t>
+            </w:r>
+          </w:p>
+        </w:tc>
+        <w:tc>
+          <w:tcPr>
+            <w:tcW w:type="dxa" w:w="1304"/>
+            <w:vAlign w:val="center"/>
+          </w:tcPr>
+          <w:p>
+            <w:pPr>
+              <w:spacing w:before="20" w:after="20"/>
+            </w:pPr>
+            <w:r>
+              <w:rPr>
+                <w:rFonts w:ascii="游ゴシック" w:hAnsi="游ゴシック" w:eastAsia="游ゴシック"/>
+                <w:b w:val="0"/>
+                <w:i w:val="0"/>
+                <w:sz w:val="17"/>
+              </w:rPr>
+              <w:t>10月15日（木）</w:t>
+            </w:r>
+          </w:p>
+        </w:tc>
+        <w:tc>
+          <w:tcPr>
+            <w:tcW w:type="dxa" w:w="1134"/>
+            <w:vAlign w:val="center"/>
+          </w:tcPr>
+          <w:p>
+            <w:pPr>
+              <w:spacing w:before="20" w:after="20"/>
+            </w:pPr>
+            <w:r>
+              <w:rPr>
+                <w:rFonts w:ascii="游ゴシック" w:hAnsi="游ゴシック" w:eastAsia="游ゴシック"/>
+                <w:b/>
+                <w:i w:val="0"/>
+                <w:sz w:val="17"/>
+              </w:rPr>
+              <w:t>完了（10月15日（木））</w:t>
+            </w:r>
+          </w:p>
+        </w:tc>
+      </w:tr>
+      <w:tr>
+        <w:tc>
+          <w:tcPr>
+            <w:tcW w:type="dxa" w:w="567"/>
+            <w:vAlign w:val="center"/>
+          </w:tcPr>
+          <w:p>
+            <w:pPr>
+              <w:spacing w:before="20" w:after="20"/>
+            </w:pPr>
+            <w:r>
+              <w:rPr>
+                <w:rFonts w:ascii="游ゴシック" w:hAnsi="游ゴシック" w:eastAsia="游ゴシック"/>
+                <w:b w:val="0"/>
+                <w:i w:val="0"/>
+                <w:sz w:val="17"/>
+              </w:rPr>
+              <w:t>T40</w:t>
+            </w:r>
+          </w:p>
+        </w:tc>
+        <w:tc>
+          <w:tcPr>
+            <w:tcW w:type="dxa" w:w="2154"/>
+            <w:vAlign w:val="center"/>
+          </w:tcPr>
+          <w:p>
+            <w:pPr>
+              <w:spacing w:before="20" w:after="20"/>
+            </w:pPr>
+            <w:r>
+              <w:rPr>
+                <w:rFonts w:ascii="游ゴシック" w:hAnsi="游ゴシック" w:eastAsia="游ゴシック"/>
+                <w:b w:val="0"/>
+                <w:i w:val="0"/>
+                <w:sz w:val="17"/>
+              </w:rPr>
+              <w:t>地域生活支援事業の実績が0であることの洗い出し</w:t>
+            </w:r>
+          </w:p>
+        </w:tc>
+        <w:tc>
+          <w:tcPr>
+            <w:tcW w:type="dxa" w:w="3969"/>
+            <w:vAlign w:val="center"/>
+          </w:tcPr>
+          <w:p>
+            <w:pPr>
+              <w:spacing w:before="20" w:after="20"/>
+            </w:pPr>
+            <w:r>
+              <w:rPr>
+                <w:rFonts w:ascii="游ゴシック" w:hAnsi="游ゴシック" w:eastAsia="游ゴシック"/>
+                <w:b/>
+                <w:i w:val="0"/>
+                <w:sz w:val="17"/>
+              </w:rPr>
+              <w:t>前回計画の第3部第8章に11事業が載っている。</w:t>
+            </w:r>
+            <w:r>
+              <w:rPr>
+                <w:rFonts w:ascii="游ゴシック" w:hAnsi="游ゴシック" w:eastAsia="游ゴシック"/>
+                <w:b/>
+                <w:i w:val="0"/>
+                <w:sz w:val="17"/>
+              </w:rPr>
+              <w:t>読めば、どの事業が0のままなのかがすぐ分かる。</w:t>
+            </w:r>
+            <w:r>
+              <w:rPr>
+                <w:rFonts w:ascii="游ゴシック" w:hAnsi="游ゴシック" w:eastAsia="游ゴシック"/>
+                <w:b w:val="0"/>
+                <w:i w:val="0"/>
+                <w:sz w:val="17"/>
+              </w:rPr>
+              <w:t>町の回答を待たない</w:t>
+            </w:r>
+          </w:p>
+        </w:tc>
+        <w:tc>
+          <w:tcPr>
+            <w:tcW w:type="dxa" w:w="624"/>
+            <w:vAlign w:val="center"/>
+          </w:tcPr>
+          <w:p>
+            <w:pPr>
+              <w:spacing w:before="20" w:after="20"/>
+              <w:jc w:val="right"/>
+            </w:pPr>
+            <w:r>
+              <w:rPr>
+                <w:rFonts w:ascii="游ゴシック" w:hAnsi="游ゴシック" w:eastAsia="游ゴシック"/>
+                <w:b w:val="0"/>
+                <w:i w:val="0"/>
+                <w:sz w:val="17"/>
+              </w:rPr>
+              <w:t>1.5</w:t>
+            </w:r>
+          </w:p>
+        </w:tc>
+        <w:tc>
+          <w:tcPr>
+            <w:tcW w:type="dxa" w:w="1304"/>
+            <w:vAlign w:val="center"/>
+          </w:tcPr>
+          <w:p>
+            <w:pPr>
+              <w:spacing w:before="20" w:after="20"/>
+            </w:pPr>
+            <w:r>
+              <w:rPr>
+                <w:rFonts w:ascii="游ゴシック" w:hAnsi="游ゴシック" w:eastAsia="游ゴシック"/>
+                <w:b w:val="0"/>
+                <w:i w:val="0"/>
+                <w:sz w:val="17"/>
+              </w:rPr>
+              <w:t>10月15日（木）</w:t>
+            </w:r>
+          </w:p>
+        </w:tc>
+        <w:tc>
+          <w:tcPr>
+            <w:tcW w:type="dxa" w:w="1134"/>
+            <w:vAlign w:val="center"/>
+          </w:tcPr>
+          <w:p>
+            <w:pPr>
+              <w:spacing w:before="20" w:after="20"/>
+            </w:pPr>
+            <w:r>
+              <w:rPr>
+                <w:rFonts w:ascii="游ゴシック" w:hAnsi="游ゴシック" w:eastAsia="游ゴシック"/>
+                <w:b/>
+                <w:i w:val="0"/>
+                <w:sz w:val="17"/>
+              </w:rPr>
+              <w:t>完了（10月15日（木））</w:t>
+            </w:r>
+          </w:p>
+        </w:tc>
+      </w:tr>
+      <w:tr>
+        <w:tc>
+          <w:tcPr>
+            <w:tcW w:type="dxa" w:w="567"/>
+            <w:vAlign w:val="center"/>
+          </w:tcPr>
+          <w:p>
+            <w:pPr>
+              <w:spacing w:before="20" w:after="20"/>
+            </w:pPr>
+            <w:r>
+              <w:rPr>
+                <w:rFonts w:ascii="游ゴシック" w:hAnsi="游ゴシック" w:eastAsia="游ゴシック"/>
+                <w:b w:val="0"/>
+                <w:i w:val="0"/>
+                <w:sz w:val="17"/>
+              </w:rPr>
+              <w:t>T39</w:t>
+            </w:r>
+          </w:p>
+        </w:tc>
+        <w:tc>
+          <w:tcPr>
+            <w:tcW w:type="dxa" w:w="2154"/>
+            <w:vAlign w:val="center"/>
+          </w:tcPr>
+          <w:p>
+            <w:pPr>
+              <w:spacing w:before="20" w:after="20"/>
+            </w:pPr>
+            <w:r>
+              <w:rPr>
+                <w:rFonts w:ascii="游ゴシック" w:hAnsi="游ゴシック" w:eastAsia="游ゴシック"/>
+                <w:b w:val="0"/>
+                <w:i w:val="0"/>
+                <w:sz w:val="17"/>
+              </w:rPr>
+              <w:t>前回計画の成果目標の検証（成り立たない目標の洗い出し）</w:t>
+            </w:r>
+          </w:p>
+        </w:tc>
+        <w:tc>
+          <w:tcPr>
+            <w:tcW w:type="dxa" w:w="3969"/>
+            <w:vAlign w:val="center"/>
+          </w:tcPr>
+          <w:p>
+            <w:pPr>
+              <w:spacing w:before="20" w:after="20"/>
+            </w:pPr>
+            <w:r>
+              <w:rPr>
+                <w:rFonts w:ascii="游ゴシック" w:hAnsi="游ゴシック" w:eastAsia="游ゴシック"/>
+                <w:b/>
+                <w:i w:val="0"/>
+                <w:sz w:val="17"/>
+              </w:rPr>
+              <w:t>前回計画は手元にあり、目標値と基準人数が同じ頁に載っている。</w:t>
+            </w:r>
+            <w:r>
+              <w:rPr>
+                <w:rFonts w:ascii="游ゴシック" w:hAnsi="游ゴシック" w:eastAsia="游ゴシック"/>
+                <w:b/>
+                <w:i w:val="0"/>
+                <w:sz w:val="17"/>
+              </w:rPr>
+              <w:t>割り算をするだけで成り立つかどうかが分かる。</w:t>
+            </w:r>
+            <w:r>
+              <w:rPr>
+                <w:rFonts w:ascii="游ゴシック" w:hAnsi="游ゴシック" w:eastAsia="游ゴシック"/>
+                <w:b w:val="0"/>
+                <w:i w:val="0"/>
+                <w:sz w:val="17"/>
+              </w:rPr>
+              <w:t>町の回答を待たない</w:t>
+            </w:r>
+          </w:p>
+        </w:tc>
+        <w:tc>
+          <w:tcPr>
+            <w:tcW w:type="dxa" w:w="624"/>
+            <w:vAlign w:val="center"/>
+          </w:tcPr>
+          <w:p>
+            <w:pPr>
+              <w:spacing w:before="20" w:after="20"/>
+              <w:jc w:val="right"/>
+            </w:pPr>
+            <w:r>
+              <w:rPr>
+                <w:rFonts w:ascii="游ゴシック" w:hAnsi="游ゴシック" w:eastAsia="游ゴシック"/>
+                <w:b w:val="0"/>
+                <w:i w:val="0"/>
+                <w:sz w:val="17"/>
+              </w:rPr>
+              <w:t>1.5</w:t>
+            </w:r>
+          </w:p>
+        </w:tc>
+        <w:tc>
+          <w:tcPr>
+            <w:tcW w:type="dxa" w:w="1304"/>
+            <w:vAlign w:val="center"/>
+          </w:tcPr>
+          <w:p>
+            <w:pPr>
+              <w:spacing w:before="20" w:after="20"/>
+            </w:pPr>
+            <w:r>
+              <w:rPr>
+                <w:rFonts w:ascii="游ゴシック" w:hAnsi="游ゴシック" w:eastAsia="游ゴシック"/>
+                <w:b w:val="0"/>
+                <w:i w:val="0"/>
+                <w:sz w:val="17"/>
+              </w:rPr>
+              <w:t>10月15日（木）</w:t>
+            </w:r>
+          </w:p>
+        </w:tc>
+        <w:tc>
+          <w:tcPr>
+            <w:tcW w:type="dxa" w:w="1134"/>
+            <w:vAlign w:val="center"/>
+          </w:tcPr>
+          <w:p>
+            <w:pPr>
+              <w:spacing w:before="20" w:after="20"/>
+            </w:pPr>
+            <w:r>
+              <w:rPr>
+                <w:rFonts w:ascii="游ゴシック" w:hAnsi="游ゴシック" w:eastAsia="游ゴシック"/>
+                <w:b/>
+                <w:i w:val="0"/>
+                <w:sz w:val="17"/>
+              </w:rPr>
+              <w:t>完了（10月15日（木））</w:t>
+            </w:r>
+          </w:p>
+        </w:tc>
+      </w:tr>
+      <w:tr>
+        <w:tc>
+          <w:tcPr>
+            <w:tcW w:type="dxa" w:w="567"/>
+            <w:vAlign w:val="center"/>
+          </w:tcPr>
+          <w:p>
+            <w:pPr>
+              <w:spacing w:before="20" w:after="20"/>
+            </w:pPr>
+            <w:r>
+              <w:rPr>
+                <w:rFonts w:ascii="游ゴシック" w:hAnsi="游ゴシック" w:eastAsia="游ゴシック"/>
+                <w:b w:val="0"/>
+                <w:i w:val="0"/>
+                <w:sz w:val="17"/>
+              </w:rPr>
+              <w:t>T38</w:t>
+            </w:r>
+          </w:p>
+        </w:tc>
+        <w:tc>
+          <w:tcPr>
+            <w:tcW w:type="dxa" w:w="2154"/>
+            <w:vAlign w:val="center"/>
+          </w:tcPr>
+          <w:p>
+            <w:pPr>
+              <w:spacing w:before="20" w:after="20"/>
+            </w:pPr>
+            <w:r>
+              <w:rPr>
+                <w:rFonts w:ascii="游ゴシック" w:hAnsi="游ゴシック" w:eastAsia="游ゴシック"/>
+                <w:b w:val="0"/>
+                <w:i w:val="0"/>
+                <w:sz w:val="17"/>
+              </w:rPr>
+              <w:t>障がい計画　見込量の置き方を「人数×1人あたり日数」に具体化</w:t>
+            </w:r>
+          </w:p>
+        </w:tc>
+        <w:tc>
+          <w:tcPr>
+            <w:tcW w:type="dxa" w:w="3969"/>
+            <w:vAlign w:val="center"/>
+          </w:tcPr>
+          <w:p>
+            <w:pPr>
+              <w:spacing w:before="20" w:after="20"/>
+            </w:pPr>
+            <w:r>
+              <w:rPr>
+                <w:rFonts w:ascii="游ゴシック" w:hAnsi="游ゴシック" w:eastAsia="游ゴシック"/>
+                <w:b/>
+                <w:i w:val="0"/>
+                <w:sz w:val="17"/>
+              </w:rPr>
+              <w:t>T37で読み取った第6期の実績から、1人あたり日数が算出できる。</w:t>
+            </w:r>
+            <w:r>
+              <w:rPr>
+                <w:rFonts w:ascii="游ゴシック" w:hAnsi="游ゴシック" w:eastAsia="游ゴシック"/>
+                <w:b/>
+                <w:i w:val="0"/>
+                <w:sz w:val="17"/>
+              </w:rPr>
+              <w:t>量が見込みを下回った原因が人数ではなく日数にあることが分かるため、置き方をここで決められる。</w:t>
+            </w:r>
+            <w:r>
+              <w:rPr>
+                <w:rFonts w:ascii="游ゴシック" w:hAnsi="游ゴシック" w:eastAsia="游ゴシック"/>
+                <w:b w:val="0"/>
+                <w:i w:val="0"/>
+                <w:sz w:val="17"/>
+              </w:rPr>
+              <w:t>値そのものは実績の受領を待つ</w:t>
+            </w:r>
+          </w:p>
+        </w:tc>
+        <w:tc>
+          <w:tcPr>
+            <w:tcW w:type="dxa" w:w="624"/>
+            <w:vAlign w:val="center"/>
+          </w:tcPr>
+          <w:p>
+            <w:pPr>
+              <w:spacing w:before="20" w:after="20"/>
+              <w:jc w:val="right"/>
+            </w:pPr>
+            <w:r>
+              <w:rPr>
+                <w:rFonts w:ascii="游ゴシック" w:hAnsi="游ゴシック" w:eastAsia="游ゴシック"/>
+                <w:b w:val="0"/>
+                <w:i w:val="0"/>
+                <w:sz w:val="17"/>
+              </w:rPr>
+              <w:t>3.0</w:t>
             </w:r>
           </w:p>
         </w:tc>
